--- a/rapports/2026-06-06/EQ6/EQ6_enq2_v2/DR_013202020050/25-81-12-08.docx
+++ b/rapports/2026-06-06/EQ6/EQ6_enq2_v2/DR_013202020050/25-81-12-08.docx
@@ -297,7 +297,7 @@
           <w:color w:val="1F6FEB"/>
           <w:sz w:val="22"/>
         </w:rPr>
-        <w:t>⚠ INCOHÉRENCES À CORRIGER (245)</w:t>
+        <w:t>⚠ INCOHÉRENCES À CORRIGER (237)</w:t>
       </w:r>
     </w:p>
     <w:tbl>
@@ -3964,7 +3964,7 @@
                 <w:color w:val="16A34A"/>
                 <w:sz w:val="16"/>
               </w:rPr>
-              <w:t>—</w:t>
+              <w:t>s02q33, s01q00b</w:t>
             </w:r>
           </w:p>
         </w:tc>
@@ -3995,7 +3995,7 @@
                 <w:i w:val="0"/>
                 <w:sz w:val="17"/>
               </w:rPr>
-              <w:t>Incohérence!!! seulement les écoles privées paient les frais de scolarité (y compris les frais d'inscription).</w:t>
+              <w:t>Incoherent!!! La dernière fois que Fatima Guisse a  fréquenté l'école est 9999.</w:t>
             </w:r>
           </w:p>
         </w:tc>
@@ -4054,7 +4054,7 @@
                 <w:color w:val="16A34A"/>
                 <w:sz w:val="16"/>
               </w:rPr>
-              <w:t>s01q32, s01q36, s01q38, s04q37_modif, s02q33, s02q34, s01q00b</w:t>
+              <w:t>s02q33, s01q00b</w:t>
             </w:r>
           </w:p>
         </w:tc>
@@ -4085,7 +4085,7 @@
                 <w:i w:val="0"/>
                 <w:sz w:val="17"/>
               </w:rPr>
-              <w:t>Peu probable!!! Vu l'âge (16 ans) de Amadou Toure ou l'année à laquelle Amadou Toure a fréquenté l'école pour la dernière fois (.) le dernier diplome de Amadou Toure ne peut être le Certificat d'études primaires (CEP), prière de corriger cette incohérence ou confirmer avec le QG.</w:t>
+              <w:t>Incoherent!!! La dernière fois que Quibily Toure a  fréquenté l'école est 9999.</w:t>
             </w:r>
           </w:p>
         </w:tc>
@@ -4144,7 +4144,7 @@
                 <w:color w:val="16A34A"/>
                 <w:sz w:val="16"/>
               </w:rPr>
-              <w:t>s01q32, s01q36, s01q38, s04q37_modif, s02q33, s02q34, s01q00b</w:t>
+              <w:t>s02q33, s01q00b</w:t>
             </w:r>
           </w:p>
         </w:tc>
@@ -4175,7 +4175,7 @@
                 <w:i w:val="0"/>
                 <w:sz w:val="17"/>
               </w:rPr>
-              <w:t>Peu probable!!! Vu l'âge (13 ans) de Ibrahima Toure ou l'année à laquelle Ibrahima Toure a fréquenté l'école pour la dernière fois (.) le dernier diplome de Ibrahima Toure ne peut être le Certificat d'études primaires (CEP), prière de corriger cette incohérence ou confirmer avec le QG.</w:t>
+              <w:t>Incoherent!!! La dernière fois que Khadim Guisse a  fréquenté l'école est 9999.</w:t>
             </w:r>
           </w:p>
         </w:tc>
@@ -4265,7 +4265,7 @@
                 <w:i w:val="0"/>
                 <w:sz w:val="17"/>
               </w:rPr>
-              <w:t>Peu probable!!! Vu l'âge (14 ans) de Abdoulaye Ndour ou l'année à laquelle Abdoulaye Ndour a fréquenté l'école pour la dernière fois (.) le dernier diplome de Abdoulaye Ndour ne peut être le Certificat d'études primaires (CEP), prière de corriger cette incohérence ou confirmer avec le QG.</w:t>
+              <w:t>Peu probable!!! Vu l'âge (13 ans) de Ibrahima Toure ou l'année à laquelle Ibrahima Toure a fréquenté l'école pour la dernière fois (.) le dernier diplome de Ibrahima Toure ne peut être le Certificat d'études primaires (CEP), prière de corriger cette incohérence ou confirmer avec le QG.</w:t>
             </w:r>
           </w:p>
         </w:tc>
@@ -4324,7 +4324,7 @@
                 <w:color w:val="16A34A"/>
                 <w:sz w:val="16"/>
               </w:rPr>
-              <w:t>s02q33, s01q00b</w:t>
+              <w:t>s01q32, s01q36, s01q38, s04q37_modif, s02q33, s02q34, s01q00b</w:t>
             </w:r>
           </w:p>
         </w:tc>
@@ -4355,7 +4355,7 @@
                 <w:i w:val="0"/>
                 <w:sz w:val="17"/>
               </w:rPr>
-              <w:t>Incoherent!!! La dernière fois que Fatima Guisse a  fréquenté l'école est 9999.</w:t>
+              <w:t>Peu probable!!! Vu l'âge (14 ans) de Abdoulaye Ndour ou l'année à laquelle Abdoulaye Ndour a fréquenté l'école pour la dernière fois (.) le dernier diplome de Abdoulaye Ndour ne peut être le Certificat d'études primaires (CEP), prière de corriger cette incohérence ou confirmer avec le QG.</w:t>
             </w:r>
           </w:p>
         </w:tc>
@@ -4414,7 +4414,7 @@
                 <w:color w:val="16A34A"/>
                 <w:sz w:val="16"/>
               </w:rPr>
-              <w:t>s02q33, s01q00b</w:t>
+              <w:t>s01q32, s01q36, s01q38, s04q37_modif, s02q33, s02q34, s01q00b</w:t>
             </w:r>
           </w:p>
         </w:tc>
@@ -4445,7 +4445,7 @@
                 <w:i w:val="0"/>
                 <w:sz w:val="17"/>
               </w:rPr>
-              <w:t>Incoherent!!! La dernière fois que Quibily Toure a  fréquenté l'école est 9999.</w:t>
+              <w:t>Peu probable!!! Vu l'âge (16 ans) de Amadou Toure ou l'année à laquelle Amadou Toure a fréquenté l'école pour la dernière fois (.) le dernier diplome de Amadou Toure ne peut être le Certificat d'études primaires (CEP), prière de corriger cette incohérence ou confirmer avec le QG.</w:t>
             </w:r>
           </w:p>
         </w:tc>
@@ -4478,7 +4478,7 @@
                 <w:i w:val="0"/>
                 <w:sz w:val="16"/>
               </w:rPr>
-              <w:t>S02</w:t>
+              <w:t>S03</w:t>
               <w:br/>
             </w:r>
             <w:r>
@@ -4488,7 +4488,7 @@
                 <w:color w:val="64748B"/>
                 <w:sz w:val="14"/>
               </w:rPr>
-              <w:t>Éducation</w:t>
+              <w:t>Santé</w:t>
             </w:r>
           </w:p>
         </w:tc>
@@ -4504,7 +4504,7 @@
                 <w:color w:val="16A34A"/>
                 <w:sz w:val="16"/>
               </w:rPr>
-              <w:t>s02q33, s01q00b</w:t>
+              <w:t>—</w:t>
             </w:r>
           </w:p>
         </w:tc>
@@ -4535,7 +4535,7 @@
                 <w:i w:val="0"/>
                 <w:sz w:val="17"/>
               </w:rPr>
-              <w:t>Incoherent!!! La dernière fois que Khadim Guisse a  fréquenté l'école est 9999.</w:t>
+              <w:t>Incohérent !!! Abdoulaye Ndour s'est consulté la première fois pour cette maladie (Autre) chez un médecin spécialiste et vous dites que  Abdoulaye Ndour n'est pas concerné par le montant des frais de consultation d'un médecin spécialiste (3.15=9999).</w:t>
             </w:r>
           </w:p>
         </w:tc>
@@ -4625,7 +4625,7 @@
                 <w:i w:val="0"/>
                 <w:sz w:val="17"/>
               </w:rPr>
-              <w:t>Incohérent !!! Abdoulaye Ndour s'est consulté la première fois pour cette maladie (Autre) chez un médecin spécialiste et vous dites que  Abdoulaye Ndour n'est pas concerné par le montant des frais de consultation d'un médecin spécialiste (3.15=9999).</w:t>
+              <w:t>Prière de verifier cette incohérence auprès de l'enquêté ou confirmer.</w:t>
             </w:r>
           </w:p>
         </w:tc>
@@ -4715,7 +4715,7 @@
                 <w:i w:val="0"/>
                 <w:sz w:val="17"/>
               </w:rPr>
-              <w:t>Prière de verifier cette incohérence auprès de l'enquêté ou confirmer.</w:t>
+              <w:t>Incohérent !!! Arame gnilane Diouf s'est consulté la première fois pour cette maladie (Autre) chez un médecin spécialiste et vous dites que  Arame gnilane Diouf n'est pas concerné par le montant des frais de consultation d'un médecin spécialiste (3.15=9999).</w:t>
             </w:r>
           </w:p>
         </w:tc>
@@ -4730,10 +4730,10 @@
               <w:rPr>
                 <w:b/>
                 <w:i w:val="0"/>
-                <w:color w:val="DC2626"/>
-                <w:sz w:val="16"/>
-              </w:rPr>
-              <w:t>Haute</w:t>
+                <w:color w:val="EA580C"/>
+                <w:sz w:val="16"/>
+              </w:rPr>
+              <w:t>Moyenne</w:t>
             </w:r>
           </w:p>
         </w:tc>
@@ -4748,7 +4748,7 @@
                 <w:i w:val="0"/>
                 <w:sz w:val="16"/>
               </w:rPr>
-              <w:t>S03</w:t>
+              <w:t>S00</w:t>
               <w:br/>
             </w:r>
             <w:r>
@@ -4758,7 +4758,7 @@
                 <w:color w:val="64748B"/>
                 <w:sz w:val="14"/>
               </w:rPr>
-              <w:t>Santé</w:t>
+              <w:t>Identification</w:t>
             </w:r>
           </w:p>
         </w:tc>
@@ -4774,7 +4774,7 @@
                 <w:color w:val="16A34A"/>
                 <w:sz w:val="16"/>
               </w:rPr>
-              <w:t>—</w:t>
+              <w:t>s00q07a, s00q08, s00q10, s00q13_0, s00q15_0, s00q17_0, s00q23a, s00q23b</w:t>
             </w:r>
           </w:p>
         </w:tc>
@@ -4805,7 +4805,7 @@
                 <w:i w:val="0"/>
                 <w:sz w:val="17"/>
               </w:rPr>
-              <w:t>Incohérent !!! Arame gnilane Diouf s'est consulté la première fois pour cette maladie (Autre) chez un médecin spécialiste et vous dites que  Arame gnilane Diouf n'est pas concerné par le montant des frais de consultation d'un médecin spécialiste (3.15=9999).</w:t>
+              <w:t>Prière de renseigner toutes les informations du ménage dans la section 0 avant d'entamer les autres informations.</w:t>
             </w:r>
           </w:p>
         </w:tc>
@@ -4864,7 +4864,7 @@
                 <w:color w:val="16A34A"/>
                 <w:sz w:val="16"/>
               </w:rPr>
-              <w:t>s00q07a, s00q08, s00q10, s00q13_0, s00q15_0, s00q17_0, s00q23a, s00q23b</w:t>
+              <w:t>—</w:t>
             </w:r>
           </w:p>
         </w:tc>
@@ -4895,7 +4895,7 @@
                 <w:i w:val="0"/>
                 <w:sz w:val="17"/>
               </w:rPr>
-              <w:t>Prière de renseigner toutes les informations du ménage dans la section 0 avant d'entamer les autres informations.</w:t>
+              <w:t>Les coordonnées GPS ménage prises lors de l'enquête principale diffèrent de celles du dénombrement, êtes vous sûr d'avoir enquêté le bon ménage si non chercher le bon ménage.</w:t>
             </w:r>
           </w:p>
         </w:tc>
@@ -4985,7 +4985,7 @@
                 <w:i w:val="0"/>
                 <w:sz w:val="17"/>
               </w:rPr>
-              <w:t>Les coordonnées GPS ménage prises lors de l'enquête principale diffèrent de celles du dénombrement, êtes vous sûr d'avoir enquêté le bon ménage si non chercher le bon ménage.</w:t>
+              <w:t>Attention! Il manque des informations non renseignées dans la section 0, prière de regarder toutes les autres informations dans l'identification du ménage (IDENTIFICATION ET RENSEIGNEMENTS DE CONTROLE) ou dans OBSERVATIONS pour pouvoir renseigné toutes les questions liées au ménage.</w:t>
             </w:r>
           </w:p>
         </w:tc>
@@ -5018,7 +5018,7 @@
                 <w:i w:val="0"/>
                 <w:sz w:val="16"/>
               </w:rPr>
-              <w:t>S00</w:t>
+              <w:t>S01</w:t>
               <w:br/>
             </w:r>
             <w:r>
@@ -5028,7 +5028,7 @@
                 <w:color w:val="64748B"/>
                 <w:sz w:val="14"/>
               </w:rPr>
-              <w:t>Identification</w:t>
+              <w:t>Démographie</w:t>
             </w:r>
           </w:p>
         </w:tc>
@@ -5075,7 +5075,7 @@
                 <w:i w:val="0"/>
                 <w:sz w:val="17"/>
               </w:rPr>
-              <w:t>Attention! Il manque des informations non renseignées dans la section 0, prière de regarder toutes les autres informations dans l'identification du ménage (IDENTIFICATION ET RENSEIGNEMENTS DE CONTROLE) ou dans OBSERVATIONS pour pouvoir renseigné toutes les questions liées au ménage.</w:t>
+              <w:t>Prière de verifier l'information donnée par Fatoumata Yari Toure ou corriger au niveau de la section 1.</w:t>
             </w:r>
           </w:p>
         </w:tc>
@@ -5165,7 +5165,7 @@
                 <w:i w:val="0"/>
                 <w:sz w:val="17"/>
               </w:rPr>
-              <w:t>Prière de verifier l'information donnée par Fatoumata Yari Toure ou corriger au niveau de la section 1.</w:t>
+              <w:t>Prière de verifier l'information donnée par Anta yacine Toure ou corriger au niveau de la section 1.</w:t>
             </w:r>
           </w:p>
         </w:tc>
@@ -5255,7 +5255,7 @@
                 <w:i w:val="0"/>
                 <w:sz w:val="17"/>
               </w:rPr>
-              <w:t>Prière de verifier l'information donnée par Anta yacine Toure ou corriger au niveau de la section 1.</w:t>
+              <w:t>Prière de verifier l'information donnée par Fatoumata Cire Toure ou corriger au niveau de la section 1.</w:t>
             </w:r>
           </w:p>
         </w:tc>
@@ -5345,7 +5345,7 @@
                 <w:i w:val="0"/>
                 <w:sz w:val="17"/>
               </w:rPr>
-              <w:t>Prière de verifier l'information donnée par Fatoumata Cire Toure ou corriger au niveau de la section 1.</w:t>
+              <w:t>Prière de verifier l'information donnée par Ibrahima Toure ou corriger au niveau de la section 1.</w:t>
             </w:r>
           </w:p>
         </w:tc>
@@ -5435,7 +5435,7 @@
                 <w:i w:val="0"/>
                 <w:sz w:val="17"/>
               </w:rPr>
-              <w:t>Prière de verifier l'information donnée par Ibrahima Toure ou corriger au niveau de la section 1.</w:t>
+              <w:t>Prière de verifier l'information donnée par Mariama Diankémba Toure ou corriger au niveau de la section 1.</w:t>
             </w:r>
           </w:p>
         </w:tc>
@@ -5494,7 +5494,7 @@
                 <w:color w:val="16A34A"/>
                 <w:sz w:val="16"/>
               </w:rPr>
-              <w:t>—</w:t>
+              <w:t>s01q23, s01q00b, s01q23_autre</w:t>
             </w:r>
           </w:p>
         </w:tc>
@@ -5525,7 +5525,7 @@
                 <w:i w:val="0"/>
                 <w:sz w:val="17"/>
               </w:rPr>
-              <w:t>Prière de verifier l'information donnée par Mariama Diankémba Toure ou corriger au niveau de la section 1.</w:t>
+              <w:t>L'utilisations de l'internet  de Abdoulaye Ndour est football et semble exister dans les modalités, prière de prendre attache avec le QG pour plus d'explication afin de la classer bien.</w:t>
             </w:r>
           </w:p>
         </w:tc>
@@ -5584,7 +5584,7 @@
                 <w:color w:val="16A34A"/>
                 <w:sz w:val="16"/>
               </w:rPr>
-              <w:t>s01q23, s01q00b, s01q23_autre</w:t>
+              <w:t>—</w:t>
             </w:r>
           </w:p>
         </w:tc>
@@ -5615,7 +5615,7 @@
                 <w:i w:val="0"/>
                 <w:sz w:val="17"/>
               </w:rPr>
-              <w:t>L'utilisations de l'internet  de Abdoulaye Ndour est football et semble exister dans les modalités, prière de prendre attache avec le QG pour plus d'explication afin de la classer bien.</w:t>
+              <w:t>Prière de verifier l'information donnée par Abdoulaye Ndour ou corriger au niveau de la section 1.</w:t>
             </w:r>
           </w:p>
         </w:tc>
@@ -5674,7 +5674,7 @@
                 <w:color w:val="16A34A"/>
                 <w:sz w:val="16"/>
               </w:rPr>
-              <w:t>—</w:t>
+              <w:t>s01q23, s01q00b, s01q23_autre</w:t>
             </w:r>
           </w:p>
         </w:tc>
@@ -5705,7 +5705,7 @@
                 <w:i w:val="0"/>
                 <w:sz w:val="17"/>
               </w:rPr>
-              <w:t>Prière de verifier l'information donnée par Abdoulaye Ndour ou corriger au niveau de la section 1.</w:t>
+              <w:t>L'utilisations de l'internet  de Amadou Toure est football et semble exister dans les modalités, prière de prendre attache avec le QG pour plus d'explication afin de la classer bien.</w:t>
             </w:r>
           </w:p>
         </w:tc>
@@ -5764,7 +5764,7 @@
                 <w:color w:val="16A34A"/>
                 <w:sz w:val="16"/>
               </w:rPr>
-              <w:t>s01q23, s01q00b, s01q23_autre</w:t>
+              <w:t>—</w:t>
             </w:r>
           </w:p>
         </w:tc>
@@ -5795,7 +5795,7 @@
                 <w:i w:val="0"/>
                 <w:sz w:val="17"/>
               </w:rPr>
-              <w:t>L'utilisations de l'internet  de Amadou Toure est football et semble exister dans les modalités, prière de prendre attache avec le QG pour plus d'explication afin de la classer bien.</w:t>
+              <w:t>Prière de verifier l'information donnée par Amadou Toure ou corriger au niveau de la section 1.</w:t>
             </w:r>
           </w:p>
         </w:tc>
@@ -5854,7 +5854,7 @@
                 <w:color w:val="16A34A"/>
                 <w:sz w:val="16"/>
               </w:rPr>
-              <w:t>—</w:t>
+              <w:t>s01q23, s01q00b, s01q23_autre</w:t>
             </w:r>
           </w:p>
         </w:tc>
@@ -5885,7 +5885,7 @@
                 <w:i w:val="0"/>
                 <w:sz w:val="17"/>
               </w:rPr>
-              <w:t>Prière de verifier l'information donnée par Amadou Toure ou corriger au niveau de la section 1.</w:t>
+              <w:t>L'utilisations de l'internet  de Mariama Toure est series et semble exister dans les modalités, prière de prendre attache avec le QG pour plus d'explication afin de la classer bien.</w:t>
             </w:r>
           </w:p>
         </w:tc>
@@ -5944,7 +5944,7 @@
                 <w:color w:val="16A34A"/>
                 <w:sz w:val="16"/>
               </w:rPr>
-              <w:t>s01q23, s01q00b, s01q23_autre</w:t>
+              <w:t>—</w:t>
             </w:r>
           </w:p>
         </w:tc>
@@ -5975,7 +5975,7 @@
                 <w:i w:val="0"/>
                 <w:sz w:val="17"/>
               </w:rPr>
-              <w:t>L'utilisations de l'internet  de Mariama Toure est series et semble exister dans les modalités, prière de prendre attache avec le QG pour plus d'explication afin de la classer bien.</w:t>
+              <w:t>Prière de verifier l'information donnée par Mariama Toure ou corriger au niveau de la section 1.</w:t>
             </w:r>
           </w:p>
         </w:tc>
@@ -6034,7 +6034,7 @@
                 <w:color w:val="16A34A"/>
                 <w:sz w:val="16"/>
               </w:rPr>
-              <w:t>—</w:t>
+              <w:t>s01q23, s01q00b, s01q23_autre</w:t>
             </w:r>
           </w:p>
         </w:tc>
@@ -6065,7 +6065,7 @@
                 <w:i w:val="0"/>
                 <w:sz w:val="17"/>
               </w:rPr>
-              <w:t>Prière de verifier l'information donnée par Mariama Toure ou corriger au niveau de la section 1.</w:t>
+              <w:t>L'utilisations de l'internet  de Quibily Toure est series et semble exister dans les modalités, prière de prendre attache avec le QG pour plus d'explication afin de la classer bien.</w:t>
             </w:r>
           </w:p>
         </w:tc>
@@ -6155,7 +6155,7 @@
                 <w:i w:val="0"/>
                 <w:sz w:val="17"/>
               </w:rPr>
-              <w:t>L'utilisations de l'internet  de Quibily Toure est series et semble exister dans les modalités, prière de prendre attache avec le QG pour plus d'explication afin de la classer bien.</w:t>
+              <w:t>L'utilisations de l'internet  de Yari Cira Ndour est series et semble exister dans les modalités, prière de prendre attache avec le QG pour plus d'explication afin de la classer bien.</w:t>
             </w:r>
           </w:p>
         </w:tc>
@@ -6214,7 +6214,7 @@
                 <w:color w:val="16A34A"/>
                 <w:sz w:val="16"/>
               </w:rPr>
-              <w:t>s01q23, s01q00b, s01q23_autre</w:t>
+              <w:t>—</w:t>
             </w:r>
           </w:p>
         </w:tc>
@@ -6245,727 +6245,7 @@
                 <w:i w:val="0"/>
                 <w:sz w:val="17"/>
               </w:rPr>
-              <w:t>L'utilisations de l'internet  de Yari Cira Ndour est series et semble exister dans les modalités, prière de prendre attache avec le QG pour plus d'explication afin de la classer bien.</w:t>
-            </w:r>
-          </w:p>
-        </w:tc>
-      </w:tr>
-      <w:tr>
-        <w:tc>
-          <w:tcPr>
-            <w:tcW w:type="dxa" w:w="964"/>
-          </w:tcPr>
-          <w:p>
-            <w:r>
-              <w:rPr>
-                <w:b/>
-                <w:i w:val="0"/>
-                <w:color w:val="EA580C"/>
-                <w:sz w:val="16"/>
-              </w:rPr>
-              <w:t>Moyenne</w:t>
-            </w:r>
-          </w:p>
-        </w:tc>
-        <w:tc>
-          <w:tcPr>
-            <w:tcW w:type="dxa" w:w="1247"/>
-          </w:tcPr>
-          <w:p>
-            <w:r>
-              <w:rPr>
-                <w:b/>
-                <w:i w:val="0"/>
-                <w:sz w:val="16"/>
-              </w:rPr>
-              <w:t>S01</w:t>
-              <w:br/>
-            </w:r>
-            <w:r>
-              <w:rPr>
-                <w:b w:val="0"/>
-                <w:i w:val="0"/>
-                <w:color w:val="64748B"/>
-                <w:sz w:val="14"/>
-              </w:rPr>
-              <w:t>Démographie</w:t>
-            </w:r>
-          </w:p>
-        </w:tc>
-        <w:tc>
-          <w:tcPr>
-            <w:tcW w:type="dxa" w:w="1531"/>
-          </w:tcPr>
-          <w:p>
-            <w:r>
-              <w:rPr>
-                <w:b/>
-                <w:i w:val="0"/>
-                <w:color w:val="16A34A"/>
-                <w:sz w:val="16"/>
-              </w:rPr>
-              <w:t>—</w:t>
-            </w:r>
-          </w:p>
-        </w:tc>
-        <w:tc>
-          <w:tcPr>
-            <w:tcW w:type="dxa" w:w="1191"/>
-          </w:tcPr>
-          <w:p>
-            <w:r>
-              <w:rPr>
-                <w:b w:val="0"/>
-                <w:i w:val="0"/>
-                <w:color w:val="64748B"/>
-                <w:sz w:val="16"/>
-              </w:rPr>
-              <w:t>GT-CQ</w:t>
-            </w:r>
-          </w:p>
-        </w:tc>
-        <w:tc>
-          <w:tcPr>
-            <w:tcW w:type="dxa" w:w="4706"/>
-          </w:tcPr>
-          <w:p>
-            <w:r>
-              <w:rPr>
-                <w:b w:val="0"/>
-                <w:i w:val="0"/>
-                <w:sz w:val="17"/>
-              </w:rPr>
               <w:t>Prière de verifier l'information donnée par Yari Cira Ndour ou corriger au niveau de la section 1.</w:t>
-            </w:r>
-          </w:p>
-        </w:tc>
-      </w:tr>
-      <w:tr>
-        <w:tc>
-          <w:tcPr>
-            <w:tcW w:type="dxa" w:w="964"/>
-          </w:tcPr>
-          <w:p>
-            <w:r>
-              <w:rPr>
-                <w:b/>
-                <w:i w:val="0"/>
-                <w:color w:val="EA580C"/>
-                <w:sz w:val="16"/>
-              </w:rPr>
-              <w:t>Moyenne</w:t>
-            </w:r>
-          </w:p>
-        </w:tc>
-        <w:tc>
-          <w:tcPr>
-            <w:tcW w:type="dxa" w:w="1247"/>
-          </w:tcPr>
-          <w:p>
-            <w:r>
-              <w:rPr>
-                <w:b/>
-                <w:i w:val="0"/>
-                <w:sz w:val="16"/>
-              </w:rPr>
-              <w:t>S02</w:t>
-              <w:br/>
-            </w:r>
-            <w:r>
-              <w:rPr>
-                <w:b w:val="0"/>
-                <w:i w:val="0"/>
-                <w:color w:val="64748B"/>
-                <w:sz w:val="14"/>
-              </w:rPr>
-              <w:t>Éducation</w:t>
-            </w:r>
-          </w:p>
-        </w:tc>
-        <w:tc>
-          <w:tcPr>
-            <w:tcW w:type="dxa" w:w="1531"/>
-          </w:tcPr>
-          <w:p>
-            <w:r>
-              <w:rPr>
-                <w:b/>
-                <w:i w:val="0"/>
-                <w:color w:val="16A34A"/>
-                <w:sz w:val="16"/>
-              </w:rPr>
-              <w:t>—</w:t>
-            </w:r>
-          </w:p>
-        </w:tc>
-        <w:tc>
-          <w:tcPr>
-            <w:tcW w:type="dxa" w:w="1191"/>
-          </w:tcPr>
-          <w:p>
-            <w:r>
-              <w:rPr>
-                <w:b w:val="0"/>
-                <w:i w:val="0"/>
-                <w:color w:val="64748B"/>
-                <w:sz w:val="16"/>
-              </w:rPr>
-              <w:t>GT-CQ</w:t>
-            </w:r>
-          </w:p>
-        </w:tc>
-        <w:tc>
-          <w:tcPr>
-            <w:tcW w:type="dxa" w:w="4706"/>
-          </w:tcPr>
-          <w:p>
-            <w:r>
-              <w:rPr>
-                <w:b w:val="0"/>
-                <w:i w:val="0"/>
-                <w:sz w:val="17"/>
-              </w:rPr>
-              <w:t>veuillez, s'il vous plait, confirmer les frais de scolarité ( 2500 FCFA) payée de Amadou Toure avec le QG ou apporter les corrections nécessaires.</w:t>
-            </w:r>
-          </w:p>
-        </w:tc>
-      </w:tr>
-      <w:tr>
-        <w:tc>
-          <w:tcPr>
-            <w:tcW w:type="dxa" w:w="964"/>
-          </w:tcPr>
-          <w:p>
-            <w:r>
-              <w:rPr>
-                <w:b/>
-                <w:i w:val="0"/>
-                <w:color w:val="EA580C"/>
-                <w:sz w:val="16"/>
-              </w:rPr>
-              <w:t>Moyenne</w:t>
-            </w:r>
-          </w:p>
-        </w:tc>
-        <w:tc>
-          <w:tcPr>
-            <w:tcW w:type="dxa" w:w="1247"/>
-          </w:tcPr>
-          <w:p>
-            <w:r>
-              <w:rPr>
-                <w:b/>
-                <w:i w:val="0"/>
-                <w:sz w:val="16"/>
-              </w:rPr>
-              <w:t>S02</w:t>
-              <w:br/>
-            </w:r>
-            <w:r>
-              <w:rPr>
-                <w:b w:val="0"/>
-                <w:i w:val="0"/>
-                <w:color w:val="64748B"/>
-                <w:sz w:val="14"/>
-              </w:rPr>
-              <w:t>Éducation</w:t>
-            </w:r>
-          </w:p>
-        </w:tc>
-        <w:tc>
-          <w:tcPr>
-            <w:tcW w:type="dxa" w:w="1531"/>
-          </w:tcPr>
-          <w:p>
-            <w:r>
-              <w:rPr>
-                <w:b/>
-                <w:i w:val="0"/>
-                <w:color w:val="16A34A"/>
-                <w:sz w:val="16"/>
-              </w:rPr>
-              <w:t>—</w:t>
-            </w:r>
-          </w:p>
-        </w:tc>
-        <w:tc>
-          <w:tcPr>
-            <w:tcW w:type="dxa" w:w="1191"/>
-          </w:tcPr>
-          <w:p>
-            <w:r>
-              <w:rPr>
-                <w:b w:val="0"/>
-                <w:i w:val="0"/>
-                <w:color w:val="64748B"/>
-                <w:sz w:val="16"/>
-              </w:rPr>
-              <w:t>GT-CQ</w:t>
-            </w:r>
-          </w:p>
-        </w:tc>
-        <w:tc>
-          <w:tcPr>
-            <w:tcW w:type="dxa" w:w="4706"/>
-          </w:tcPr>
-          <w:p>
-            <w:r>
-              <w:rPr>
-                <w:b w:val="0"/>
-                <w:i w:val="0"/>
-                <w:sz w:val="17"/>
-              </w:rPr>
-              <w:t>veuillez, s'il vous plait, confirmer les frais de scolarité ( 2500 FCFA) payée de Fatoumata Cire Toure avec le QG ou apporter les corrections nécessaires.</w:t>
-            </w:r>
-          </w:p>
-        </w:tc>
-      </w:tr>
-      <w:tr>
-        <w:tc>
-          <w:tcPr>
-            <w:tcW w:type="dxa" w:w="964"/>
-          </w:tcPr>
-          <w:p>
-            <w:r>
-              <w:rPr>
-                <w:b/>
-                <w:i w:val="0"/>
-                <w:color w:val="EA580C"/>
-                <w:sz w:val="16"/>
-              </w:rPr>
-              <w:t>Moyenne</w:t>
-            </w:r>
-          </w:p>
-        </w:tc>
-        <w:tc>
-          <w:tcPr>
-            <w:tcW w:type="dxa" w:w="1247"/>
-          </w:tcPr>
-          <w:p>
-            <w:r>
-              <w:rPr>
-                <w:b/>
-                <w:i w:val="0"/>
-                <w:sz w:val="16"/>
-              </w:rPr>
-              <w:t>S02</w:t>
-              <w:br/>
-            </w:r>
-            <w:r>
-              <w:rPr>
-                <w:b w:val="0"/>
-                <w:i w:val="0"/>
-                <w:color w:val="64748B"/>
-                <w:sz w:val="14"/>
-              </w:rPr>
-              <w:t>Éducation</w:t>
-            </w:r>
-          </w:p>
-        </w:tc>
-        <w:tc>
-          <w:tcPr>
-            <w:tcW w:type="dxa" w:w="1531"/>
-          </w:tcPr>
-          <w:p>
-            <w:r>
-              <w:rPr>
-                <w:b/>
-                <w:i w:val="0"/>
-                <w:color w:val="16A34A"/>
-                <w:sz w:val="16"/>
-              </w:rPr>
-              <w:t>—</w:t>
-            </w:r>
-          </w:p>
-        </w:tc>
-        <w:tc>
-          <w:tcPr>
-            <w:tcW w:type="dxa" w:w="1191"/>
-          </w:tcPr>
-          <w:p>
-            <w:r>
-              <w:rPr>
-                <w:b w:val="0"/>
-                <w:i w:val="0"/>
-                <w:color w:val="64748B"/>
-                <w:sz w:val="16"/>
-              </w:rPr>
-              <w:t>GT-CQ</w:t>
-            </w:r>
-          </w:p>
-        </w:tc>
-        <w:tc>
-          <w:tcPr>
-            <w:tcW w:type="dxa" w:w="4706"/>
-          </w:tcPr>
-          <w:p>
-            <w:r>
-              <w:rPr>
-                <w:b w:val="0"/>
-                <w:i w:val="0"/>
-                <w:sz w:val="17"/>
-              </w:rPr>
-              <w:t>veuillez, s'il vous plait, confirmer les frais de scolarité ( 2500 FCFA) payée de Ibrahima Toure avec le QG ou apporter les corrections nécessaires.</w:t>
-            </w:r>
-          </w:p>
-        </w:tc>
-      </w:tr>
-      <w:tr>
-        <w:tc>
-          <w:tcPr>
-            <w:tcW w:type="dxa" w:w="964"/>
-          </w:tcPr>
-          <w:p>
-            <w:r>
-              <w:rPr>
-                <w:b/>
-                <w:i w:val="0"/>
-                <w:color w:val="EA580C"/>
-                <w:sz w:val="16"/>
-              </w:rPr>
-              <w:t>Moyenne</w:t>
-            </w:r>
-          </w:p>
-        </w:tc>
-        <w:tc>
-          <w:tcPr>
-            <w:tcW w:type="dxa" w:w="1247"/>
-          </w:tcPr>
-          <w:p>
-            <w:r>
-              <w:rPr>
-                <w:b/>
-                <w:i w:val="0"/>
-                <w:sz w:val="16"/>
-              </w:rPr>
-              <w:t>S02</w:t>
-              <w:br/>
-            </w:r>
-            <w:r>
-              <w:rPr>
-                <w:b w:val="0"/>
-                <w:i w:val="0"/>
-                <w:color w:val="64748B"/>
-                <w:sz w:val="14"/>
-              </w:rPr>
-              <w:t>Éducation</w:t>
-            </w:r>
-          </w:p>
-        </w:tc>
-        <w:tc>
-          <w:tcPr>
-            <w:tcW w:type="dxa" w:w="1531"/>
-          </w:tcPr>
-          <w:p>
-            <w:r>
-              <w:rPr>
-                <w:b/>
-                <w:i w:val="0"/>
-                <w:color w:val="16A34A"/>
-                <w:sz w:val="16"/>
-              </w:rPr>
-              <w:t>—</w:t>
-            </w:r>
-          </w:p>
-        </w:tc>
-        <w:tc>
-          <w:tcPr>
-            <w:tcW w:type="dxa" w:w="1191"/>
-          </w:tcPr>
-          <w:p>
-            <w:r>
-              <w:rPr>
-                <w:b w:val="0"/>
-                <w:i w:val="0"/>
-                <w:color w:val="64748B"/>
-                <w:sz w:val="16"/>
-              </w:rPr>
-              <w:t>GT-CQ</w:t>
-            </w:r>
-          </w:p>
-        </w:tc>
-        <w:tc>
-          <w:tcPr>
-            <w:tcW w:type="dxa" w:w="4706"/>
-          </w:tcPr>
-          <w:p>
-            <w:r>
-              <w:rPr>
-                <w:b w:val="0"/>
-                <w:i w:val="0"/>
-                <w:sz w:val="17"/>
-              </w:rPr>
-              <w:t>veuillez, s'il vous plait, confirmer les frais de scolarité ( 2500 FCFA) payée de Mariama Diankémba Toure avec le QG ou apporter les corrections nécessaires.</w:t>
-            </w:r>
-          </w:p>
-        </w:tc>
-      </w:tr>
-      <w:tr>
-        <w:tc>
-          <w:tcPr>
-            <w:tcW w:type="dxa" w:w="964"/>
-          </w:tcPr>
-          <w:p>
-            <w:r>
-              <w:rPr>
-                <w:b/>
-                <w:i w:val="0"/>
-                <w:color w:val="EA580C"/>
-                <w:sz w:val="16"/>
-              </w:rPr>
-              <w:t>Moyenne</w:t>
-            </w:r>
-          </w:p>
-        </w:tc>
-        <w:tc>
-          <w:tcPr>
-            <w:tcW w:type="dxa" w:w="1247"/>
-          </w:tcPr>
-          <w:p>
-            <w:r>
-              <w:rPr>
-                <w:b/>
-                <w:i w:val="0"/>
-                <w:sz w:val="16"/>
-              </w:rPr>
-              <w:t>S02</w:t>
-              <w:br/>
-            </w:r>
-            <w:r>
-              <w:rPr>
-                <w:b w:val="0"/>
-                <w:i w:val="0"/>
-                <w:color w:val="64748B"/>
-                <w:sz w:val="14"/>
-              </w:rPr>
-              <w:t>Éducation</w:t>
-            </w:r>
-          </w:p>
-        </w:tc>
-        <w:tc>
-          <w:tcPr>
-            <w:tcW w:type="dxa" w:w="1531"/>
-          </w:tcPr>
-          <w:p>
-            <w:r>
-              <w:rPr>
-                <w:b/>
-                <w:i w:val="0"/>
-                <w:color w:val="16A34A"/>
-                <w:sz w:val="16"/>
-              </w:rPr>
-              <w:t>—</w:t>
-            </w:r>
-          </w:p>
-        </w:tc>
-        <w:tc>
-          <w:tcPr>
-            <w:tcW w:type="dxa" w:w="1191"/>
-          </w:tcPr>
-          <w:p>
-            <w:r>
-              <w:rPr>
-                <w:b w:val="0"/>
-                <w:i w:val="0"/>
-                <w:color w:val="64748B"/>
-                <w:sz w:val="16"/>
-              </w:rPr>
-              <w:t>GT-CQ</w:t>
-            </w:r>
-          </w:p>
-        </w:tc>
-        <w:tc>
-          <w:tcPr>
-            <w:tcW w:type="dxa" w:w="4706"/>
-          </w:tcPr>
-          <w:p>
-            <w:r>
-              <w:rPr>
-                <w:b w:val="0"/>
-                <w:i w:val="0"/>
-                <w:sz w:val="17"/>
-              </w:rPr>
-              <w:t>veuillez, s'il vous plait, confirmer les frais de scolarité ( 5000 FCFA) payée de Yari Cira Ndour avec le QG ou apporter les corrections nécessaires.</w:t>
-            </w:r>
-          </w:p>
-        </w:tc>
-      </w:tr>
-      <w:tr>
-        <w:tc>
-          <w:tcPr>
-            <w:tcW w:type="dxa" w:w="964"/>
-          </w:tcPr>
-          <w:p>
-            <w:r>
-              <w:rPr>
-                <w:b/>
-                <w:i w:val="0"/>
-                <w:color w:val="EA580C"/>
-                <w:sz w:val="16"/>
-              </w:rPr>
-              <w:t>Moyenne</w:t>
-            </w:r>
-          </w:p>
-        </w:tc>
-        <w:tc>
-          <w:tcPr>
-            <w:tcW w:type="dxa" w:w="1247"/>
-          </w:tcPr>
-          <w:p>
-            <w:r>
-              <w:rPr>
-                <w:b/>
-                <w:i w:val="0"/>
-                <w:sz w:val="16"/>
-              </w:rPr>
-              <w:t>S02</w:t>
-              <w:br/>
-            </w:r>
-            <w:r>
-              <w:rPr>
-                <w:b w:val="0"/>
-                <w:i w:val="0"/>
-                <w:color w:val="64748B"/>
-                <w:sz w:val="14"/>
-              </w:rPr>
-              <w:t>Éducation</w:t>
-            </w:r>
-          </w:p>
-        </w:tc>
-        <w:tc>
-          <w:tcPr>
-            <w:tcW w:type="dxa" w:w="1531"/>
-          </w:tcPr>
-          <w:p>
-            <w:r>
-              <w:rPr>
-                <w:b/>
-                <w:i w:val="0"/>
-                <w:color w:val="16A34A"/>
-                <w:sz w:val="16"/>
-              </w:rPr>
-              <w:t>—</w:t>
-            </w:r>
-          </w:p>
-        </w:tc>
-        <w:tc>
-          <w:tcPr>
-            <w:tcW w:type="dxa" w:w="1191"/>
-          </w:tcPr>
-          <w:p>
-            <w:r>
-              <w:rPr>
-                <w:b w:val="0"/>
-                <w:i w:val="0"/>
-                <w:color w:val="64748B"/>
-                <w:sz w:val="16"/>
-              </w:rPr>
-              <w:t>GT-CQ</w:t>
-            </w:r>
-          </w:p>
-        </w:tc>
-        <w:tc>
-          <w:tcPr>
-            <w:tcW w:type="dxa" w:w="4706"/>
-          </w:tcPr>
-          <w:p>
-            <w:r>
-              <w:rPr>
-                <w:b w:val="0"/>
-                <w:i w:val="0"/>
-                <w:sz w:val="17"/>
-              </w:rPr>
-              <w:t>veuillez, s'il vous plait, confirmer les frais de scolarité ( 6000 FCFA) payée de Abdoulaye Ndour avec le QG ou apporter les corrections nécessaires.</w:t>
-            </w:r>
-          </w:p>
-        </w:tc>
-      </w:tr>
-      <w:tr>
-        <w:tc>
-          <w:tcPr>
-            <w:tcW w:type="dxa" w:w="964"/>
-          </w:tcPr>
-          <w:p>
-            <w:r>
-              <w:rPr>
-                <w:b/>
-                <w:i w:val="0"/>
-                <w:color w:val="EA580C"/>
-                <w:sz w:val="16"/>
-              </w:rPr>
-              <w:t>Moyenne</w:t>
-            </w:r>
-          </w:p>
-        </w:tc>
-        <w:tc>
-          <w:tcPr>
-            <w:tcW w:type="dxa" w:w="1247"/>
-          </w:tcPr>
-          <w:p>
-            <w:r>
-              <w:rPr>
-                <w:b/>
-                <w:i w:val="0"/>
-                <w:sz w:val="16"/>
-              </w:rPr>
-              <w:t>S02</w:t>
-              <w:br/>
-            </w:r>
-            <w:r>
-              <w:rPr>
-                <w:b w:val="0"/>
-                <w:i w:val="0"/>
-                <w:color w:val="64748B"/>
-                <w:sz w:val="14"/>
-              </w:rPr>
-              <w:t>Éducation</w:t>
-            </w:r>
-          </w:p>
-        </w:tc>
-        <w:tc>
-          <w:tcPr>
-            <w:tcW w:type="dxa" w:w="1531"/>
-          </w:tcPr>
-          <w:p>
-            <w:r>
-              <w:rPr>
-                <w:b/>
-                <w:i w:val="0"/>
-                <w:color w:val="16A34A"/>
-                <w:sz w:val="16"/>
-              </w:rPr>
-              <w:t>—</w:t>
-            </w:r>
-          </w:p>
-        </w:tc>
-        <w:tc>
-          <w:tcPr>
-            <w:tcW w:type="dxa" w:w="1191"/>
-          </w:tcPr>
-          <w:p>
-            <w:r>
-              <w:rPr>
-                <w:b w:val="0"/>
-                <w:i w:val="0"/>
-                <w:color w:val="64748B"/>
-                <w:sz w:val="16"/>
-              </w:rPr>
-              <w:t>GT-CQ</w:t>
-            </w:r>
-          </w:p>
-        </w:tc>
-        <w:tc>
-          <w:tcPr>
-            <w:tcW w:type="dxa" w:w="4706"/>
-          </w:tcPr>
-          <w:p>
-            <w:r>
-              <w:rPr>
-                <w:b w:val="0"/>
-                <w:i w:val="0"/>
-                <w:sz w:val="17"/>
-              </w:rPr>
-              <w:t>veuillez, s'il vous plait, confirmer les frais de scolarité ( 6000 FCFA) payée de Fatoumata Yari Toure avec le QG ou apporter les corrections nécessaires.</w:t>
             </w:r>
           </w:p>
         </w:tc>
